--- a/task6_sql_injection/Отчёт_Задание_6.docx
+++ b/task6_sql_injection/Отчёт_Задание_6.docx
@@ -2,7 +2,6 @@
 <file path=word/document.xml><?xml version="1.0" encoding="utf-8"?>
 <w:document xmlns:wpc="http://schemas.microsoft.com/office/word/2010/wordprocessingCanvas" xmlns:mo="http://schemas.microsoft.com/office/mac/office/2008/main" xmlns:mc="http://schemas.openxmlformats.org/markup-compatibility/2006" xmlns:mv="urn:schemas-microsoft-com:mac:vml" xmlns:o="urn:schemas-microsoft-com:office:office" xmlns:r="http://schemas.openxmlformats.org/officeDocument/2006/relationships" xmlns:m="http://schemas.openxmlformats.org/officeDocument/2006/math" xmlns:v="urn:schemas-microsoft-com:vml" xmlns:wp14="http://schemas.microsoft.com/office/word/2010/wordprocessingDrawing" xmlns:wp="http://schemas.openxmlformats.org/drawingml/2006/wordprocessingDrawing" xmlns:w10="urn:schemas-microsoft-com:office:word" xmlns:w="http://schemas.openxmlformats.org/wordprocessingml/2006/main" xmlns:w14="http://schemas.microsoft.com/office/word/2010/wordml" xmlns:wpg="http://schemas.microsoft.com/office/word/2010/wordprocessingGroup" xmlns:wpi="http://schemas.microsoft.com/office/word/2010/wordprocessingInk" xmlns:wne="http://schemas.microsoft.com/office/word/2006/wordml" xmlns:wps="http://schemas.microsoft.com/office/word/2010/wordprocessingShape" mc:Ignorable="w14 wp14">
   <w:body>
-    <w:p/>
     <w:p>
       <w:pPr>
         <w:jc w:val="center"/>
@@ -10,6 +9,7 @@
       <w:r>
         <w:rPr>
           <w:rFonts w:ascii="Times New Roman" w:hAnsi="Times New Roman"/>
+          <w:b/>
           <w:sz w:val="28"/>
         </w:rPr>
         <w:t>МИНИСТЕРСТВО ПРОСВЕЩЕНИЯ РЕСПУБЛИКИ КАЗАХСТАН</w:t>
@@ -22,6 +22,7 @@
       <w:r>
         <w:rPr>
           <w:rFonts w:ascii="Times New Roman" w:hAnsi="Times New Roman"/>
+          <w:b/>
           <w:sz w:val="28"/>
         </w:rPr>
         <w:t>УПРАВЛЕНИЕ ОБРАЗОВАНИЯ ГОРОДА АЛМАТЫ</w:t>
@@ -34,6 +35,7 @@
       <w:r>
         <w:rPr>
           <w:rFonts w:ascii="Times New Roman" w:hAnsi="Times New Roman"/>
+          <w:b/>
           <w:sz w:val="28"/>
         </w:rPr>
         <w:t>ИННОВАЦИОННЫЙ ТЕХНИЧЕСКИЙ КОЛЛЕДЖ ГОРОДА АЛМАТЫ</w:t>
@@ -50,7 +52,7 @@
         <w:rPr>
           <w:rFonts w:ascii="Times New Roman" w:hAnsi="Times New Roman"/>
           <w:b/>
-          <w:sz w:val="32"/>
+          <w:sz w:val="44"/>
         </w:rPr>
         <w:t>ОТЧЕТ</w:t>
       </w:r>
@@ -62,11 +64,13 @@
       <w:r>
         <w:rPr>
           <w:rFonts w:ascii="Times New Roman" w:hAnsi="Times New Roman"/>
-          <w:sz w:val="28"/>
+          <w:b/>
+          <w:sz w:val="40"/>
         </w:rPr>
         <w:t>по учебной практике</w:t>
       </w:r>
     </w:p>
+    <w:p/>
     <w:p>
       <w:pPr>
         <w:jc w:val="center"/>
@@ -74,7 +78,8 @@
       <w:r>
         <w:rPr>
           <w:rFonts w:ascii="Times New Roman" w:hAnsi="Times New Roman"/>
-          <w:sz w:val="28"/>
+          <w:b w:val="0"/>
+          <w:sz w:val="40"/>
         </w:rPr>
         <w:t>«Методы быстрого поиска и обработки данных»</w:t>
       </w:r>
@@ -86,135 +91,145 @@
       <w:r>
         <w:rPr>
           <w:rFonts w:ascii="Times New Roman" w:hAnsi="Times New Roman"/>
-          <w:i/>
+          <w:b w:val="0"/>
           <w:sz w:val="24"/>
         </w:rPr>
         <w:t>(название практики)</w:t>
       </w:r>
     </w:p>
     <w:p/>
-    <w:p/>
     <w:p>
       <w:pPr>
         <w:jc w:val="center"/>
       </w:pPr>
+      <w:r>
+        <w:rPr>
+          <w:rFonts w:ascii="Times New Roman" w:hAnsi="Times New Roman"/>
+          <w:b w:val="0"/>
+          <w:sz w:val="40"/>
+        </w:rPr>
+        <w:t>Умарбеков Айдар Амангельдыулы</w:t>
+      </w:r>
+    </w:p>
+    <w:p>
+      <w:pPr>
+        <w:jc w:val="center"/>
+      </w:pPr>
+      <w:r>
+        <w:rPr>
+          <w:rFonts w:ascii="Times New Roman" w:hAnsi="Times New Roman"/>
+          <w:b w:val="0"/>
+          <w:sz w:val="24"/>
+        </w:rPr>
+        <w:t>(ф.и.о. студента)</w:t>
+      </w:r>
+    </w:p>
+    <w:p>
+      <w:pPr>
+        <w:jc w:val="both"/>
+      </w:pPr>
+      <w:r>
+        <w:rPr>
+          <w:rFonts w:ascii="Times New Roman" w:hAnsi="Times New Roman"/>
+          <w:b/>
+          <w:sz w:val="28"/>
+        </w:rPr>
+        <w:t xml:space="preserve">Курс: </w:t>
+      </w:r>
       <w:r>
         <w:rPr>
           <w:rFonts w:ascii="Times New Roman" w:hAnsi="Times New Roman"/>
           <w:sz w:val="28"/>
         </w:rPr>
-        <w:t>Умарбеков Айдар Амангельдыулы</w:t>
+        <w:t>2</w:t>
       </w:r>
     </w:p>
     <w:p>
       <w:pPr>
-        <w:jc w:val="center"/>
-      </w:pPr>
+        <w:jc w:val="both"/>
+      </w:pPr>
+      <w:r>
+        <w:rPr>
+          <w:rFonts w:ascii="Times New Roman" w:hAnsi="Times New Roman"/>
+          <w:b/>
+          <w:sz w:val="28"/>
+        </w:rPr>
+        <w:t xml:space="preserve">Группа: </w:t>
+      </w:r>
       <w:r>
         <w:rPr>
           <w:rFonts w:ascii="Times New Roman" w:hAnsi="Times New Roman"/>
           <w:sz w:val="28"/>
         </w:rPr>
-        <w:t>(ф.и.о. студента)</w:t>
+        <w:t>РПО7 24-Р</w:t>
       </w:r>
     </w:p>
     <w:p>
       <w:pPr>
-        <w:jc w:val="center"/>
-      </w:pPr>
+        <w:jc w:val="both"/>
+      </w:pPr>
+      <w:r>
+        <w:rPr>
+          <w:rFonts w:ascii="Times New Roman" w:hAnsi="Times New Roman"/>
+          <w:b/>
+          <w:sz w:val="28"/>
+        </w:rPr>
+        <w:t xml:space="preserve">Специальность: </w:t>
+      </w:r>
       <w:r>
         <w:rPr>
           <w:rFonts w:ascii="Times New Roman" w:hAnsi="Times New Roman"/>
           <w:sz w:val="28"/>
         </w:rPr>
+        <w:t>06130100 – Программного обеспечения</w:t>
       </w:r>
     </w:p>
     <w:p>
       <w:pPr>
-        <w:jc w:val="center"/>
-      </w:pPr>
+        <w:jc w:val="both"/>
+      </w:pPr>
+      <w:r>
+        <w:rPr>
+          <w:rFonts w:ascii="Times New Roman" w:hAnsi="Times New Roman"/>
+          <w:b/>
+          <w:sz w:val="28"/>
+        </w:rPr>
+        <w:t xml:space="preserve">Квалификация: </w:t>
+      </w:r>
       <w:r>
         <w:rPr>
           <w:rFonts w:ascii="Times New Roman" w:hAnsi="Times New Roman"/>
           <w:sz w:val="28"/>
         </w:rPr>
-        <w:t>Курс: 2</w:t>
+        <w:t>4S06130103 – Разработчик программного обеспечения</w:t>
       </w:r>
     </w:p>
     <w:p>
       <w:pPr>
-        <w:jc w:val="center"/>
-      </w:pPr>
+        <w:jc w:val="both"/>
+      </w:pPr>
+      <w:r>
+        <w:rPr>
+          <w:rFonts w:ascii="Times New Roman" w:hAnsi="Times New Roman"/>
+          <w:b/>
+          <w:sz w:val="28"/>
+        </w:rPr>
+        <w:t xml:space="preserve">Период прохождения практики: </w:t>
+      </w:r>
       <w:r>
         <w:rPr>
           <w:rFonts w:ascii="Times New Roman" w:hAnsi="Times New Roman"/>
           <w:sz w:val="28"/>
         </w:rPr>
-        <w:t>Группа: РПО7 24-Р</w:t>
+        <w:t>с «22» апреля 2026г. по «5» мая 2026г.</w:t>
       </w:r>
     </w:p>
+    <w:p/>
+    <w:p/>
+    <w:p/>
+    <w:p/>
+    <w:p/>
     <w:p>
-      <w:pPr>
-        <w:jc w:val="center"/>
-      </w:pPr>
-      <w:r>
-        <w:rPr>
-          <w:rFonts w:ascii="Times New Roman" w:hAnsi="Times New Roman"/>
-          <w:sz w:val="28"/>
-        </w:rPr>
-        <w:t>Специальность: 06130100 – Программного обеспечения</w:t>
-      </w:r>
-    </w:p>
-    <w:p>
-      <w:pPr>
-        <w:jc w:val="center"/>
-      </w:pPr>
-      <w:r>
-        <w:rPr>
-          <w:rFonts w:ascii="Times New Roman" w:hAnsi="Times New Roman"/>
-          <w:sz w:val="28"/>
-        </w:rPr>
-        <w:t>Квалификация: 4S06130103 – Разработчик программного обеспечения</w:t>
-      </w:r>
-    </w:p>
-    <w:p>
-      <w:pPr>
-        <w:jc w:val="center"/>
-      </w:pPr>
-      <w:r>
-        <w:rPr>
-          <w:rFonts w:ascii="Times New Roman" w:hAnsi="Times New Roman"/>
-          <w:sz w:val="28"/>
-        </w:rPr>
-      </w:r>
-    </w:p>
-    <w:p>
-      <w:pPr>
-        <w:jc w:val="center"/>
-      </w:pPr>
-      <w:r>
-        <w:rPr>
-          <w:rFonts w:ascii="Times New Roman" w:hAnsi="Times New Roman"/>
-          <w:sz w:val="28"/>
-        </w:rPr>
-        <w:t>Период прохождения практики: с «22» апреля 2026г. по «5» мая 2026г.</w:t>
-      </w:r>
-    </w:p>
-    <w:p>
-      <w:pPr>
-        <w:jc w:val="center"/>
-      </w:pPr>
-      <w:r>
-        <w:rPr>
-          <w:rFonts w:ascii="Times New Roman" w:hAnsi="Times New Roman"/>
-          <w:sz w:val="28"/>
-        </w:rPr>
-      </w:r>
-    </w:p>
-    <w:p>
-      <w:pPr>
-        <w:jc w:val="center"/>
-      </w:pPr>
       <w:r>
         <w:rPr>
           <w:rFonts w:ascii="Times New Roman" w:hAnsi="Times New Roman"/>
@@ -224,9 +239,6 @@
       </w:r>
     </w:p>
     <w:p>
-      <w:pPr>
-        <w:jc w:val="center"/>
-      </w:pPr>
       <w:r>
         <w:rPr>
           <w:rFonts w:ascii="Times New Roman" w:hAnsi="Times New Roman"/>
@@ -236,20 +248,6 @@
       </w:r>
     </w:p>
     <w:p>
-      <w:pPr>
-        <w:jc w:val="center"/>
-      </w:pPr>
-      <w:r>
-        <w:rPr>
-          <w:rFonts w:ascii="Times New Roman" w:hAnsi="Times New Roman"/>
-          <w:sz w:val="28"/>
-        </w:rPr>
-      </w:r>
-    </w:p>
-    <w:p>
-      <w:pPr>
-        <w:jc w:val="center"/>
-      </w:pPr>
       <w:r>
         <w:rPr>
           <w:rFonts w:ascii="Times New Roman" w:hAnsi="Times New Roman"/>
@@ -259,9 +257,6 @@
       </w:r>
     </w:p>
     <w:p>
-      <w:pPr>
-        <w:jc w:val="center"/>
-      </w:pPr>
       <w:r>
         <w:rPr>
           <w:rFonts w:ascii="Times New Roman" w:hAnsi="Times New Roman"/>
@@ -277,6 +272,8 @@
     </w:p>
     <w:p>
       <w:pPr>
+        <w:pStyle w:val="Heading1"/>
+        <w:ind w:firstLine="0"/>
         <w:jc w:val="center"/>
       </w:pPr>
       <w:r>
@@ -524,7 +521,7 @@
                 <w:rFonts w:ascii="Times New Roman" w:hAnsi="Times New Roman"/>
                 <w:sz w:val="28"/>
               </w:rPr>
-              <w:t>11</w:t>
+              <w:t>10</w:t>
             </w:r>
           </w:p>
         </w:tc>
@@ -557,7 +554,7 @@
                 <w:rFonts w:ascii="Times New Roman" w:hAnsi="Times New Roman"/>
                 <w:sz w:val="28"/>
               </w:rPr>
-              <w:t>13</w:t>
+              <w:t>12</w:t>
             </w:r>
           </w:p>
         </w:tc>
@@ -636,6 +633,7 @@
     </w:p>
     <w:p>
       <w:pPr>
+        <w:spacing w:line="360" w:lineRule="auto"/>
         <w:jc w:val="center"/>
       </w:pPr>
       <w:r>
@@ -649,7 +647,9 @@
     </w:p>
     <w:p>
       <w:pPr>
+        <w:spacing w:line="360" w:lineRule="auto"/>
         <w:ind w:firstLine="709"/>
+        <w:jc w:val="both"/>
       </w:pPr>
       <w:r>
         <w:rPr>
@@ -661,7 +661,9 @@
     </w:p>
     <w:p>
       <w:pPr>
+        <w:spacing w:line="360" w:lineRule="auto"/>
         <w:ind w:firstLine="709"/>
+        <w:jc w:val="both"/>
       </w:pPr>
       <w:r>
         <w:rPr>
@@ -673,7 +675,9 @@
     </w:p>
     <w:p>
       <w:pPr>
+        <w:spacing w:line="360" w:lineRule="auto"/>
         <w:ind w:firstLine="709"/>
+        <w:jc w:val="both"/>
       </w:pPr>
       <w:r>
         <w:rPr>
@@ -685,7 +689,9 @@
     </w:p>
     <w:p>
       <w:pPr>
+        <w:spacing w:line="360" w:lineRule="auto"/>
         <w:ind w:firstLine="709"/>
+        <w:jc w:val="both"/>
       </w:pPr>
       <w:r>
         <w:rPr>
@@ -697,7 +703,9 @@
     </w:p>
     <w:p>
       <w:pPr>
+        <w:spacing w:line="360" w:lineRule="auto"/>
         <w:ind w:firstLine="709"/>
+        <w:jc w:val="both"/>
       </w:pPr>
       <w:r>
         <w:rPr>
@@ -705,42 +713,90 @@
           <w:sz w:val="28"/>
         </w:rPr>
         <w:t>Для достижения поставленной цели были решены следующие задачи:</w:t>
-        <w:br/>
-        <w:t>1) установлена и настроена СУБД PostgreSQL;</w:t>
-        <w:br/>
-        <w:t>2) создана учебная база данных test_injection_db;</w:t>
-        <w:br/>
-        <w:t>3) спроектирована таблица users с данными пользователей;</w:t>
-        <w:br/>
-        <w:t>4) продемонстрирована SQL-инъекция ' OR '1' = '1' на уязвимом коде;</w:t>
-        <w:br/>
-        <w:t>5) реализованы три метода защиты: параметризованные запросы, экранирование спецсимволов и валидация входных данных;</w:t>
-        <w:br/>
-        <w:t>6) выполнена проверка работоспособности всех методов, результаты зафиксированы скриншотами.</w:t>
       </w:r>
     </w:p>
     <w:p>
       <w:pPr>
+        <w:spacing w:line="360" w:lineRule="auto"/>
         <w:ind w:firstLine="709"/>
+        <w:jc w:val="both"/>
       </w:pPr>
       <w:r>
         <w:rPr>
           <w:rFonts w:ascii="Times New Roman" w:hAnsi="Times New Roman"/>
           <w:sz w:val="28"/>
         </w:rPr>
-        <w:t>В качестве предметной области выбрана система авторизации пользователей: это типовой и наглядный сценарий, на котором легко продемонстрировать как уязвимость, так и методы её устранения.</w:t>
+        <w:t>1) установлена и настроена СУБД PostgreSQL 14;</w:t>
       </w:r>
     </w:p>
     <w:p>
       <w:pPr>
+        <w:spacing w:line="360" w:lineRule="auto"/>
         <w:ind w:firstLine="709"/>
+        <w:jc w:val="both"/>
       </w:pPr>
       <w:r>
         <w:rPr>
           <w:rFonts w:ascii="Times New Roman" w:hAnsi="Times New Roman"/>
           <w:sz w:val="28"/>
         </w:rPr>
-        <w:t>Работа выполнена средствами СУБД PostgreSQL 14 и языка программирования Python 3 с библиотекой psycopg2 в операционной системе Ubuntu Linux. Все примеры отрабатывались как в интерактивном терминале psql, так и в Python-скриптах, что позволило наглядно показать разницу между уязвимым и защищённым кодом.</w:t>
+        <w:t>2) создана учебная база данных test_injection_db с таблицей users;</w:t>
+      </w:r>
+    </w:p>
+    <w:p>
+      <w:pPr>
+        <w:spacing w:line="360" w:lineRule="auto"/>
+        <w:ind w:firstLine="709"/>
+        <w:jc w:val="both"/>
+      </w:pPr>
+      <w:r>
+        <w:rPr>
+          <w:rFonts w:ascii="Times New Roman" w:hAnsi="Times New Roman"/>
+          <w:sz w:val="28"/>
+        </w:rPr>
+        <w:t>3) продемонстрирована SQL-инъекция ' OR '1' = '1' на уязвимом Python-скрипте, в котором SQL-запрос формируется через конкатенацию строк;</w:t>
+      </w:r>
+    </w:p>
+    <w:p>
+      <w:pPr>
+        <w:spacing w:line="360" w:lineRule="auto"/>
+        <w:ind w:firstLine="709"/>
+        <w:jc w:val="both"/>
+      </w:pPr>
+      <w:r>
+        <w:rPr>
+          <w:rFonts w:ascii="Times New Roman" w:hAnsi="Times New Roman"/>
+          <w:sz w:val="28"/>
+        </w:rPr>
+        <w:t>4) реализованы три метода защиты: параметризованные запросы (prepared statements), экранирование специальных символов и валидация входных данных;</w:t>
+      </w:r>
+    </w:p>
+    <w:p>
+      <w:pPr>
+        <w:spacing w:line="360" w:lineRule="auto"/>
+        <w:ind w:firstLine="709"/>
+        <w:jc w:val="both"/>
+      </w:pPr>
+      <w:r>
+        <w:rPr>
+          <w:rFonts w:ascii="Times New Roman" w:hAnsi="Times New Roman"/>
+          <w:sz w:val="28"/>
+        </w:rPr>
+        <w:t>5) выполнена комплексная проверка работоспособности всех методов защиты, результаты зафиксированы скриншотами.</w:t>
+      </w:r>
+    </w:p>
+    <w:p>
+      <w:pPr>
+        <w:spacing w:line="360" w:lineRule="auto"/>
+        <w:ind w:firstLine="709"/>
+        <w:jc w:val="both"/>
+      </w:pPr>
+      <w:r>
+        <w:rPr>
+          <w:rFonts w:ascii="Times New Roman" w:hAnsi="Times New Roman"/>
+          <w:sz w:val="28"/>
+        </w:rPr>
+        <w:t>Работа выполнена в СУБД PostgreSQL 14 и языке программирования Python 3 с библиотекой psycopg2 в операционной системе Ubuntu Linux. Все команды отрабатывались как в интерактивном терминале psql, так и в Python-скриптах, что позволило наглядно показать разницу между уязвимым и защищённым кодом.</w:t>
       </w:r>
     </w:p>
     <w:p>
@@ -750,6 +806,7 @@
     </w:p>
     <w:p>
       <w:pPr>
+        <w:spacing w:line="360" w:lineRule="auto"/>
         <w:jc w:val="center"/>
       </w:pPr>
       <w:r>
@@ -762,6 +819,9 @@
       </w:r>
     </w:p>
     <w:p>
+      <w:pPr>
+        <w:spacing w:line="360" w:lineRule="auto"/>
+      </w:pPr>
       <w:r>
         <w:rPr>
           <w:rFonts w:ascii="Times New Roman" w:hAnsi="Times New Roman"/>
@@ -773,7 +833,9 @@
     </w:p>
     <w:p>
       <w:pPr>
+        <w:spacing w:line="360" w:lineRule="auto"/>
         <w:ind w:firstLine="709"/>
+        <w:jc w:val="both"/>
       </w:pPr>
       <w:r>
         <w:rPr>
@@ -785,7 +847,9 @@
     </w:p>
     <w:p>
       <w:pPr>
+        <w:spacing w:line="360" w:lineRule="auto"/>
         <w:ind w:firstLine="709"/>
+        <w:jc w:val="both"/>
       </w:pPr>
       <w:r>
         <w:rPr>
@@ -793,17 +857,39 @@
           <w:sz w:val="28"/>
         </w:rPr>
         <w:t>Чтобы понять принцип работы SQL-инъекции, необходимо рассмотреть, как обычно происходит взаимодействие веб-приложения с базой данных. В типовом сценарии авторизации приложение получает от пользователя имя пользователя и пароль, после чего формирует SQL-запрос, например:</w:t>
-        <w:br/>
-        <w:br/>
+      </w:r>
+    </w:p>
+    <w:p>
+      <w:pPr>
+        <w:spacing w:line="360" w:lineRule="auto"/>
+      </w:pPr>
+      <w:r>
+        <w:rPr>
+          <w:rFonts w:ascii="Times New Roman" w:hAnsi="Times New Roman"/>
+          <w:sz w:val="28"/>
+        </w:rPr>
         <w:t>SELECT * FROM users WHERE username = 'admin' AND password = '12345';</w:t>
-        <w:br/>
-        <w:br/>
+      </w:r>
+    </w:p>
+    <w:p>
+      <w:pPr>
+        <w:spacing w:line="360" w:lineRule="auto"/>
+        <w:ind w:firstLine="709"/>
+        <w:jc w:val="both"/>
+      </w:pPr>
+      <w:r>
+        <w:rPr>
+          <w:rFonts w:ascii="Times New Roman" w:hAnsi="Times New Roman"/>
+          <w:sz w:val="28"/>
+        </w:rPr>
         <w:t>Если указанная пара «логин — пароль» существует в таблице users, запрос возвращает соответствующую строку, и система разрешает доступ.</w:t>
       </w:r>
     </w:p>
     <w:p>
       <w:pPr>
+        <w:spacing w:line="360" w:lineRule="auto"/>
         <w:ind w:firstLine="709"/>
+        <w:jc w:val="both"/>
       </w:pPr>
       <w:r>
         <w:rPr>
@@ -811,83 +897,119 @@
           <w:sz w:val="28"/>
         </w:rPr>
         <w:t>Проблема возникает в том случае, когда разработчик формирует SQL-запрос методом конкатенации (склейки) строк, подставляя пользовательский ввод непосредственно в тело запроса без какой-либо предварительной обработки. В псевдокоде это выглядит так:</w:t>
-        <w:br/>
-        <w:br/>
-        <w:t>query = "SELECT * FROM users WHERE username = '" + input_user + "' AND password = '" + input_pass + "'"</w:t>
-        <w:br/>
-        <w:br/>
-        <w:t>В этом случае злоумышленник может ввести в поле пароля специально сформированную строку, которая изменит логику SQL-запроса.</w:t>
       </w:r>
     </w:p>
     <w:p>
       <w:pPr>
-        <w:ind w:firstLine="709"/>
+        <w:spacing w:line="360" w:lineRule="auto"/>
       </w:pPr>
       <w:r>
         <w:rPr>
           <w:rFonts w:ascii="Times New Roman" w:hAnsi="Times New Roman"/>
           <w:sz w:val="28"/>
         </w:rPr>
-        <w:t>Самый простой и классический пример SQL-инъекции — ввод в поле пароля строки:</w:t>
-        <w:br/>
-        <w:br/>
-        <w:t>' OR '1' = '1</w:t>
-        <w:br/>
-        <w:br/>
-        <w:t>При подстановке этого значения в запрос он принимает вид:</w:t>
-        <w:br/>
-        <w:br/>
-        <w:t>SELECT * FROM users WHERE username = 'admin' AND password = '' OR '1' = '1';</w:t>
-        <w:br/>
-        <w:br/>
-        <w:t>Условие '1' = '1' всегда истинно (TRUE), поэтому оператор OR делает истинным всё выражение WHERE. В результате база данных возвращает все записи из таблицы users, и система может авторизовать злоумышленника без знания пароля.</w:t>
+        <w:t>query = "SELECT * FROM users WHERE username = '" + input_user + "' AND password = '" + input_pass + "'"</w:t>
       </w:r>
     </w:p>
     <w:p>
       <w:pPr>
+        <w:spacing w:line="360" w:lineRule="auto"/>
         <w:ind w:firstLine="709"/>
+        <w:jc w:val="both"/>
       </w:pPr>
       <w:r>
         <w:rPr>
           <w:rFonts w:ascii="Times New Roman" w:hAnsi="Times New Roman"/>
           <w:sz w:val="28"/>
         </w:rPr>
-        <w:t>SQL-инъекции опасны не только обходом авторизации. С их помощью злоумышленник может:</w:t>
-        <w:br/>
-        <w:t>– извлечь конфиденциальные данные (пароли, персональную информацию);</w:t>
-        <w:br/>
-        <w:t>– изменить или удалить данные в базе;</w:t>
-        <w:br/>
-        <w:t>– получить административный доступ к системе;</w:t>
-        <w:br/>
-        <w:t>– выполнить команды операционной системы (в некоторых СУБД);</w:t>
-        <w:br/>
-        <w:t>– полностью вывести из строя информационную систему.</w:t>
+        <w:t>В этом случае злоумышленник может ввести в поле пароля специально сформированную строку, которая изменит логику SQL-запроса. Самый простой и классический пример SQL-инъекции — ввод в поле пароля строки:</w:t>
       </w:r>
     </w:p>
     <w:p>
       <w:pPr>
-        <w:ind w:firstLine="709"/>
+        <w:spacing w:line="360" w:lineRule="auto"/>
       </w:pPr>
       <w:r>
         <w:rPr>
           <w:rFonts w:ascii="Times New Roman" w:hAnsi="Times New Roman"/>
           <w:sz w:val="28"/>
         </w:rPr>
-        <w:t>Основные причины возникновения уязвимости:</w:t>
-        <w:br/>
-        <w:t>– формирование SQL-запросов через конкатенацию строк;</w:t>
-        <w:br/>
-        <w:t>– отсутствие проверки и фильтрации входных данных;</w:t>
-        <w:br/>
-        <w:t>– безусловное доверие к пользовательскому вводу;</w:t>
-        <w:br/>
-        <w:t>– использование аккаунтов базы данных с избыточными правами.</w:t>
+        <w:t>' OR '1' = '1</w:t>
       </w:r>
     </w:p>
     <w:p>
       <w:pPr>
+        <w:spacing w:line="360" w:lineRule="auto"/>
         <w:ind w:firstLine="709"/>
+        <w:jc w:val="both"/>
+      </w:pPr>
+      <w:r>
+        <w:rPr>
+          <w:rFonts w:ascii="Times New Roman" w:hAnsi="Times New Roman"/>
+          <w:sz w:val="28"/>
+        </w:rPr>
+        <w:t>При подстановке этого значения в запрос он принимает вид:</w:t>
+      </w:r>
+    </w:p>
+    <w:p>
+      <w:pPr>
+        <w:spacing w:line="360" w:lineRule="auto"/>
+      </w:pPr>
+      <w:r>
+        <w:rPr>
+          <w:rFonts w:ascii="Times New Roman" w:hAnsi="Times New Roman"/>
+          <w:sz w:val="28"/>
+        </w:rPr>
+        <w:t>SELECT * FROM users WHERE username = 'admin' AND password = '' OR '1' = '1';</w:t>
+      </w:r>
+    </w:p>
+    <w:p>
+      <w:pPr>
+        <w:spacing w:line="360" w:lineRule="auto"/>
+        <w:ind w:firstLine="709"/>
+        <w:jc w:val="both"/>
+      </w:pPr>
+      <w:r>
+        <w:rPr>
+          <w:rFonts w:ascii="Times New Roman" w:hAnsi="Times New Roman"/>
+          <w:sz w:val="28"/>
+        </w:rPr>
+        <w:t>Условие '1' = '1' всегда истинно (TRUE), поэтому оператор OR делает истинным всё выражение WHERE. В результате база данных возвращает все записи из таблицы users, и система может авторизовать злоумышленника без знания пароля.</w:t>
+      </w:r>
+    </w:p>
+    <w:p>
+      <w:pPr>
+        <w:spacing w:line="360" w:lineRule="auto"/>
+        <w:ind w:firstLine="709"/>
+        <w:jc w:val="both"/>
+      </w:pPr>
+      <w:r>
+        <w:rPr>
+          <w:rFonts w:ascii="Times New Roman" w:hAnsi="Times New Roman"/>
+          <w:sz w:val="28"/>
+        </w:rPr>
+        <w:t>SQL-инъекции опасны не только обходом авторизации. С их помощью злоумышленник может: извлечь конфиденциальные данные (пароли, персональную информацию); изменить или удалить данные в базе; получить административный доступ к системе; выполнить команды операционной системы (в некоторых СУБД); полностью вывести из строя информационную систему.</w:t>
+      </w:r>
+    </w:p>
+    <w:p>
+      <w:pPr>
+        <w:spacing w:line="360" w:lineRule="auto"/>
+        <w:ind w:firstLine="709"/>
+        <w:jc w:val="both"/>
+      </w:pPr>
+      <w:r>
+        <w:rPr>
+          <w:rFonts w:ascii="Times New Roman" w:hAnsi="Times New Roman"/>
+          <w:sz w:val="28"/>
+        </w:rPr>
+        <w:t>Основные причины возникновения уязвимости: формирование SQL-запросов через конкатенацию строк; отсутствие проверки и фильтрации входных данных; безусловное доверие к пользовательскому вводу; использование аккаунтов базы данных с избыточными правами.</w:t>
+      </w:r>
+    </w:p>
+    <w:p>
+      <w:pPr>
+        <w:spacing w:line="360" w:lineRule="auto"/>
+        <w:ind w:firstLine="709"/>
+        <w:jc w:val="both"/>
       </w:pPr>
       <w:r>
         <w:rPr>
@@ -903,6 +1025,9 @@
       </w:r>
     </w:p>
     <w:p>
+      <w:pPr>
+        <w:spacing w:line="360" w:lineRule="auto"/>
+      </w:pPr>
       <w:r>
         <w:rPr>
           <w:rFonts w:ascii="Times New Roman" w:hAnsi="Times New Roman"/>
@@ -914,7 +1039,9 @@
     </w:p>
     <w:p>
       <w:pPr>
+        <w:spacing w:line="360" w:lineRule="auto"/>
         <w:ind w:firstLine="709"/>
+        <w:jc w:val="both"/>
       </w:pPr>
       <w:r>
         <w:rPr>
@@ -926,7 +1053,9 @@
     </w:p>
     <w:p>
       <w:pPr>
+        <w:spacing w:line="360" w:lineRule="auto"/>
         <w:ind w:firstLine="709"/>
+        <w:jc w:val="both"/>
       </w:pPr>
       <w:r>
         <w:rPr>
@@ -938,39 +1067,37 @@
     </w:p>
     <w:p>
       <w:pPr>
+        <w:spacing w:line="360" w:lineRule="auto"/>
         <w:ind w:firstLine="709"/>
+        <w:jc w:val="both"/>
       </w:pPr>
       <w:r>
         <w:rPr>
           <w:rFonts w:ascii="Times New Roman" w:hAnsi="Times New Roman"/>
           <w:sz w:val="28"/>
         </w:rPr>
-        <w:t>1. In-band SQL Injection (классическая инъекция) — наиболее распространённый тип, при котором злоумышленник использует тот же канал связи для внедрения кода и получения результатов. Подразделяется на:</w:t>
-        <w:br/>
-        <w:t>– Error-based: атакующий намеренно вызывает ошибки SQL-запроса, чтобы из сообщений об ошибках извлечь информацию о структуре базы данных;</w:t>
-        <w:br/>
-        <w:t>– Union-based: злоумышленник использует оператор UNION для объединения результатов легитимного запроса с данными из других таблиц.</w:t>
+        <w:t>1. In-band SQL Injection (классическая инъекция) — наиболее распространённый тип, при котором злоумышленник использует тот же канал связи для внедрения кода и получения результатов. Подразделяется на: Error-based (извлечение информации из сообщений об ошибках) и Union-based (использование оператора UNION для объединения результатов с данными из других таблиц).</w:t>
       </w:r>
     </w:p>
     <w:p>
       <w:pPr>
+        <w:spacing w:line="360" w:lineRule="auto"/>
         <w:ind w:firstLine="709"/>
+        <w:jc w:val="both"/>
       </w:pPr>
       <w:r>
         <w:rPr>
           <w:rFonts w:ascii="Times New Roman" w:hAnsi="Times New Roman"/>
           <w:sz w:val="28"/>
         </w:rPr>
-        <w:t>2. Blind SQL Injection (слепая инъекция) — применяется, когда приложение не выводит результаты запроса или сообщения об ошибках. Злоумышленник задаёт серию вопросов «да/нет» и по поведению приложения определяет структуру данных:</w:t>
-        <w:br/>
-        <w:t>– Boolean-based: различные ответы приложения при истинном и ложном условии;</w:t>
-        <w:br/>
-        <w:t>– Time-based: использование задержек (SLEEP, WAITFOR DELAY) для определения результата.</w:t>
+        <w:t>2. Blind SQL Injection (слепая инъекция) — применяется, когда приложение не выводит результаты запроса или сообщения об ошибках. Злоумышленник задаёт серию вопросов «да/нет» и по поведению приложения определяет структуру данных: Boolean-based (различные ответы при истинном и ложном условии) и Time-based (использование задержек SLEEP, WAITFOR DELAY для определения результата).</w:t>
       </w:r>
     </w:p>
     <w:p>
       <w:pPr>
+        <w:spacing w:line="360" w:lineRule="auto"/>
         <w:ind w:firstLine="709"/>
+        <w:jc w:val="both"/>
       </w:pPr>
       <w:r>
         <w:rPr>
@@ -982,7 +1109,9 @@
     </w:p>
     <w:p>
       <w:pPr>
+        <w:spacing w:line="360" w:lineRule="auto"/>
         <w:ind w:firstLine="709"/>
+        <w:jc w:val="both"/>
       </w:pPr>
       <w:r>
         <w:rPr>
@@ -994,7 +1123,9 @@
     </w:p>
     <w:p>
       <w:pPr>
+        <w:spacing w:line="360" w:lineRule="auto"/>
         <w:ind w:firstLine="709"/>
+        <w:jc w:val="both"/>
       </w:pPr>
       <w:r>
         <w:rPr>
@@ -1006,7 +1137,9 @@
     </w:p>
     <w:p>
       <w:pPr>
+        <w:spacing w:line="360" w:lineRule="auto"/>
         <w:ind w:firstLine="709"/>
+        <w:jc w:val="both"/>
       </w:pPr>
       <w:r>
         <w:rPr>
@@ -1023,6 +1156,7 @@
     </w:p>
     <w:p>
       <w:pPr>
+        <w:spacing w:line="360" w:lineRule="auto"/>
         <w:jc w:val="center"/>
       </w:pPr>
       <w:r>
@@ -1035,6 +1169,9 @@
       </w:r>
     </w:p>
     <w:p>
+      <w:pPr>
+        <w:spacing w:line="360" w:lineRule="auto"/>
+      </w:pPr>
       <w:r>
         <w:rPr>
           <w:rFonts w:ascii="Times New Roman" w:hAnsi="Times New Roman"/>
@@ -1046,85 +1183,222 @@
     </w:p>
     <w:p>
       <w:pPr>
+        <w:spacing w:line="360" w:lineRule="auto"/>
         <w:ind w:firstLine="709"/>
+        <w:jc w:val="both"/>
       </w:pPr>
       <w:r>
         <w:rPr>
           <w:rFonts w:ascii="Times New Roman" w:hAnsi="Times New Roman"/>
           <w:sz w:val="28"/>
         </w:rPr>
-        <w:t>Практическая часть работы выполнена в СУБД PostgreSQL 14 под управлением операционной системы Ubuntu. Все операции производились в интерактивном клиенте psql и Python-скриптах с использованием библиотеки psycopg2.</w:t>
+        <w:t>Практическая часть работы выполнена в СУБД PostgreSQL 14 под управлением операционной системы Ubuntu Linux. Все операции производились в интерактивном клиенте psql и Python-скриптах с использованием библиотеки psycopg2.</w:t>
       </w:r>
     </w:p>
     <w:p>
       <w:pPr>
+        <w:spacing w:line="360" w:lineRule="auto"/>
         <w:ind w:firstLine="709"/>
+        <w:jc w:val="both"/>
       </w:pPr>
       <w:r>
         <w:rPr>
           <w:rFonts w:ascii="Times New Roman" w:hAnsi="Times New Roman"/>
           <w:sz w:val="28"/>
         </w:rPr>
-        <w:t>На первом этапе была создана учебная база данных с именем test_injection_db, а затем в ней — таблица users, содержащая сведения о пользователях системы (логин, пароль, роль). Соответствующий SQL-код приведён ниже.</w:t>
+        <w:t>На первом этапе была создана учебная база данных с именем test_injection_db, а затем в ней — таблица users, содержащая сведения о пользователях системы (логин, пароль, роль). Таблица содержит четыре записи с различными ролями: администратор, обычные пользователи и менеджер. Код создания таблицы представлен ниже, результат выполнения показан на рисунке 1.</w:t>
       </w:r>
     </w:p>
     <w:p>
-      <w:r>
-        <w:rPr>
-          <w:rFonts w:ascii="Courier New" w:hAnsi="Courier New"/>
-          <w:sz w:val="22"/>
-        </w:rPr>
-        <w:t>CREATE DATABASE test_injection_db;</w:t>
-        <w:br/>
-        <w:t>\c test_injection_db</w:t>
-        <w:br/>
-        <w:br/>
-        <w:t>CREATE TABLE users (</w:t>
-        <w:br/>
-        <w:t xml:space="preserve">    id       SERIAL PRIMARY KEY,</w:t>
-        <w:br/>
-        <w:t xml:space="preserve">    username VARCHAR(50)  NOT NULL,</w:t>
-        <w:br/>
-        <w:t xml:space="preserve">    password VARCHAR(50)  NOT NULL,</w:t>
-        <w:br/>
-        <w:t xml:space="preserve">    role     VARCHAR(20)  DEFAULT 'user'</w:t>
-        <w:br/>
-        <w:t>);</w:t>
-        <w:br/>
-        <w:br/>
-        <w:t>INSERT INTO users (username, password, role) VALUES</w:t>
-        <w:br/>
-        <w:t xml:space="preserve">    ('admin',    '12345',    'admin'),</w:t>
-        <w:br/>
-        <w:t xml:space="preserve">    ('user1',    'password', 'user'),</w:t>
-        <w:br/>
-        <w:t xml:space="preserve">    ('manager',  'qwerty',   'manager'),</w:t>
-        <w:br/>
-        <w:t xml:space="preserve">    ('guest',    'guest123', 'user');</w:t>
-      </w:r>
-    </w:p>
-    <w:p>
-      <w:pPr>
-        <w:ind w:firstLine="709"/>
+      <w:pPr>
+        <w:spacing w:line="360" w:lineRule="auto"/>
       </w:pPr>
       <w:r>
         <w:rPr>
           <w:rFonts w:ascii="Times New Roman" w:hAnsi="Times New Roman"/>
           <w:sz w:val="28"/>
         </w:rPr>
-        <w:t>Для первичного ключа таблицы использован тип SERIAL, автоматически создающий последовательность-счётчик. Таблица содержит четыре записи с различными ролями: администратор (admin), обычные пользователи (user1, guest) и менеджер (manager).</w:t>
+        <w:t>CREATE DATABASE test_injection_db;</w:t>
       </w:r>
     </w:p>
     <w:p>
       <w:pPr>
-        <w:ind w:firstLine="709"/>
+        <w:spacing w:line="360" w:lineRule="auto"/>
       </w:pPr>
       <w:r>
         <w:rPr>
           <w:rFonts w:ascii="Times New Roman" w:hAnsi="Times New Roman"/>
           <w:sz w:val="28"/>
         </w:rPr>
-        <w:t>Результат выполнения приведённых команд показан на рисунке 1.</w:t>
+        <w:t>\c test_injection_db</w:t>
+      </w:r>
+    </w:p>
+    <w:p>
+      <w:pPr>
+        <w:spacing w:line="360" w:lineRule="auto"/>
+      </w:pPr>
+      <w:r>
+        <w:rPr>
+          <w:rFonts w:ascii="Times New Roman" w:hAnsi="Times New Roman"/>
+          <w:sz w:val="28"/>
+        </w:rPr>
+      </w:r>
+    </w:p>
+    <w:p>
+      <w:pPr>
+        <w:spacing w:line="360" w:lineRule="auto"/>
+      </w:pPr>
+      <w:r>
+        <w:rPr>
+          <w:rFonts w:ascii="Times New Roman" w:hAnsi="Times New Roman"/>
+          <w:sz w:val="28"/>
+        </w:rPr>
+        <w:t>CREATE TABLE users (</w:t>
+      </w:r>
+    </w:p>
+    <w:p>
+      <w:pPr>
+        <w:spacing w:line="360" w:lineRule="auto"/>
+      </w:pPr>
+      <w:r>
+        <w:rPr>
+          <w:rFonts w:ascii="Times New Roman" w:hAnsi="Times New Roman"/>
+          <w:sz w:val="28"/>
+        </w:rPr>
+        <w:t xml:space="preserve">    id       SERIAL PRIMARY KEY,</w:t>
+      </w:r>
+    </w:p>
+    <w:p>
+      <w:pPr>
+        <w:spacing w:line="360" w:lineRule="auto"/>
+      </w:pPr>
+      <w:r>
+        <w:rPr>
+          <w:rFonts w:ascii="Times New Roman" w:hAnsi="Times New Roman"/>
+          <w:sz w:val="28"/>
+        </w:rPr>
+        <w:t xml:space="preserve">    username VARCHAR(50)  NOT NULL,</w:t>
+      </w:r>
+    </w:p>
+    <w:p>
+      <w:pPr>
+        <w:spacing w:line="360" w:lineRule="auto"/>
+      </w:pPr>
+      <w:r>
+        <w:rPr>
+          <w:rFonts w:ascii="Times New Roman" w:hAnsi="Times New Roman"/>
+          <w:sz w:val="28"/>
+        </w:rPr>
+        <w:t xml:space="preserve">    password VARCHAR(50)  NOT NULL,</w:t>
+      </w:r>
+    </w:p>
+    <w:p>
+      <w:pPr>
+        <w:spacing w:line="360" w:lineRule="auto"/>
+      </w:pPr>
+      <w:r>
+        <w:rPr>
+          <w:rFonts w:ascii="Times New Roman" w:hAnsi="Times New Roman"/>
+          <w:sz w:val="28"/>
+        </w:rPr>
+        <w:t xml:space="preserve">    role     VARCHAR(20)  DEFAULT 'user'</w:t>
+      </w:r>
+    </w:p>
+    <w:p>
+      <w:pPr>
+        <w:spacing w:line="360" w:lineRule="auto"/>
+      </w:pPr>
+      <w:r>
+        <w:rPr>
+          <w:rFonts w:ascii="Times New Roman" w:hAnsi="Times New Roman"/>
+          <w:sz w:val="28"/>
+        </w:rPr>
+        <w:t>);</w:t>
+      </w:r>
+    </w:p>
+    <w:p>
+      <w:pPr>
+        <w:spacing w:line="360" w:lineRule="auto"/>
+      </w:pPr>
+      <w:r>
+        <w:rPr>
+          <w:rFonts w:ascii="Times New Roman" w:hAnsi="Times New Roman"/>
+          <w:sz w:val="28"/>
+        </w:rPr>
+      </w:r>
+    </w:p>
+    <w:p>
+      <w:pPr>
+        <w:spacing w:line="360" w:lineRule="auto"/>
+      </w:pPr>
+      <w:r>
+        <w:rPr>
+          <w:rFonts w:ascii="Times New Roman" w:hAnsi="Times New Roman"/>
+          <w:sz w:val="28"/>
+        </w:rPr>
+        <w:t>INSERT INTO users (username, password, role) VALUES</w:t>
+      </w:r>
+    </w:p>
+    <w:p>
+      <w:pPr>
+        <w:spacing w:line="360" w:lineRule="auto"/>
+      </w:pPr>
+      <w:r>
+        <w:rPr>
+          <w:rFonts w:ascii="Times New Roman" w:hAnsi="Times New Roman"/>
+          <w:sz w:val="28"/>
+        </w:rPr>
+        <w:t xml:space="preserve">    ('admin',    '12345',    'admin'),</w:t>
+      </w:r>
+    </w:p>
+    <w:p>
+      <w:pPr>
+        <w:spacing w:line="360" w:lineRule="auto"/>
+      </w:pPr>
+      <w:r>
+        <w:rPr>
+          <w:rFonts w:ascii="Times New Roman" w:hAnsi="Times New Roman"/>
+          <w:sz w:val="28"/>
+        </w:rPr>
+        <w:t xml:space="preserve">    ('user1',    'password', 'user'),</w:t>
+      </w:r>
+    </w:p>
+    <w:p>
+      <w:pPr>
+        <w:spacing w:line="360" w:lineRule="auto"/>
+      </w:pPr>
+      <w:r>
+        <w:rPr>
+          <w:rFonts w:ascii="Times New Roman" w:hAnsi="Times New Roman"/>
+          <w:sz w:val="28"/>
+        </w:rPr>
+        <w:t xml:space="preserve">    ('manager',  'qwerty',   'manager'),</w:t>
+      </w:r>
+    </w:p>
+    <w:p>
+      <w:pPr>
+        <w:spacing w:line="360" w:lineRule="auto"/>
+      </w:pPr>
+      <w:r>
+        <w:rPr>
+          <w:rFonts w:ascii="Times New Roman" w:hAnsi="Times New Roman"/>
+          <w:sz w:val="28"/>
+        </w:rPr>
+        <w:t xml:space="preserve">    ('guest',    'guest123', 'user');</w:t>
+      </w:r>
+    </w:p>
+    <w:p>
+      <w:pPr>
+        <w:spacing w:line="360" w:lineRule="auto"/>
+        <w:ind w:firstLine="709"/>
+        <w:jc w:val="both"/>
+      </w:pPr>
+      <w:r>
+        <w:rPr>
+          <w:rFonts w:ascii="Times New Roman" w:hAnsi="Times New Roman"/>
+          <w:sz w:val="28"/>
+        </w:rPr>
+        <w:t>Для первичного ключа таблицы использован тип SERIAL, автоматически создающий последовательность-счётчик. Поле role имеет значение по умолчанию 'user'.</w:t>
       </w:r>
     </w:p>
     <w:p>
@@ -1168,13 +1442,13 @@
     </w:p>
     <w:p>
       <w:pPr>
+        <w:spacing w:line="360" w:lineRule="auto"/>
         <w:jc w:val="center"/>
       </w:pPr>
       <w:r>
         <w:rPr>
           <w:rFonts w:ascii="Times New Roman" w:hAnsi="Times New Roman"/>
-          <w:i/>
-          <w:sz w:val="24"/>
+          <w:sz w:val="28"/>
         </w:rPr>
         <w:t>Рисунок 1 — Создание базы данных и таблицы users</w:t>
       </w:r>
@@ -1185,6 +1459,9 @@
       </w:r>
     </w:p>
     <w:p>
+      <w:pPr>
+        <w:spacing w:line="360" w:lineRule="auto"/>
+      </w:pPr>
       <w:r>
         <w:rPr>
           <w:rFonts w:ascii="Times New Roman" w:hAnsi="Times New Roman"/>
@@ -1196,70 +1473,121 @@
     </w:p>
     <w:p>
       <w:pPr>
+        <w:spacing w:line="360" w:lineRule="auto"/>
         <w:ind w:firstLine="709"/>
+        <w:jc w:val="both"/>
       </w:pPr>
       <w:r>
         <w:rPr>
           <w:rFonts w:ascii="Times New Roman" w:hAnsi="Times New Roman"/>
           <w:sz w:val="28"/>
         </w:rPr>
-        <w:t>Для демонстрации SQL-инъекции был написан Python-скрипт (03_vulnerable_login.py), в котором SQL-запрос формируется через конкатенацию строк — типичная ошибка начинающих разработчиков.</w:t>
+        <w:t>Для демонстрации SQL-инъекции был написан Python-скрипт (03_vulnerable_login.py), в котором SQL-запрос формируется через конкатенацию строк — типичная ошибка начинающих разработчиков. Ключевой фрагмент уязвимого кода представлен ниже.</w:t>
       </w:r>
     </w:p>
     <w:p>
       <w:pPr>
-        <w:ind w:firstLine="709"/>
+        <w:spacing w:line="360" w:lineRule="auto"/>
       </w:pPr>
       <w:r>
         <w:rPr>
           <w:rFonts w:ascii="Times New Roman" w:hAnsi="Times New Roman"/>
           <w:sz w:val="28"/>
         </w:rPr>
-        <w:t>Ключевой фрагмент уязвимого кода:</w:t>
+        <w:t>query = (</w:t>
       </w:r>
     </w:p>
     <w:p>
-      <w:r>
-        <w:rPr>
-          <w:rFonts w:ascii="Courier New" w:hAnsi="Courier New"/>
-          <w:sz w:val="22"/>
-        </w:rPr>
-        <w:t>query = (</w:t>
-        <w:br/>
-        <w:t xml:space="preserve">    "SELECT * FROM users WHERE username = '"</w:t>
-        <w:br/>
-        <w:t xml:space="preserve">    + username</w:t>
-        <w:br/>
-        <w:t xml:space="preserve">    + "' AND password = '"</w:t>
-        <w:br/>
-        <w:t xml:space="preserve">    + password</w:t>
-        <w:br/>
-        <w:t xml:space="preserve">    + "'"</w:t>
-        <w:br/>
-        <w:t>)</w:t>
-      </w:r>
-    </w:p>
-    <w:p>
-      <w:pPr>
-        <w:ind w:firstLine="709"/>
+      <w:pPr>
+        <w:spacing w:line="360" w:lineRule="auto"/>
       </w:pPr>
       <w:r>
         <w:rPr>
           <w:rFonts w:ascii="Times New Roman" w:hAnsi="Times New Roman"/>
           <w:sz w:val="28"/>
         </w:rPr>
-        <w:t>Скрипт выполняет три теста:</w:t>
-        <w:br/>
-        <w:t>1) Легитимный вход с правильными данными (admin / 12345) — возвращает 1 запись;</w:t>
-        <w:br/>
-        <w:t>2) Вход с неверным паролем (admin / wrong) — возвращает 0 записей;</w:t>
-        <w:br/>
-        <w:t>3) SQL-инъекция (' OR '1'='1) — возвращает все 4 записи из таблицы.</w:t>
+        <w:t xml:space="preserve">    "SELECT * FROM users WHERE username = '"</w:t>
       </w:r>
     </w:p>
     <w:p>
       <w:pPr>
+        <w:spacing w:line="360" w:lineRule="auto"/>
+      </w:pPr>
+      <w:r>
+        <w:rPr>
+          <w:rFonts w:ascii="Times New Roman" w:hAnsi="Times New Roman"/>
+          <w:sz w:val="28"/>
+        </w:rPr>
+        <w:t xml:space="preserve">    + username</w:t>
+      </w:r>
+    </w:p>
+    <w:p>
+      <w:pPr>
+        <w:spacing w:line="360" w:lineRule="auto"/>
+      </w:pPr>
+      <w:r>
+        <w:rPr>
+          <w:rFonts w:ascii="Times New Roman" w:hAnsi="Times New Roman"/>
+          <w:sz w:val="28"/>
+        </w:rPr>
+        <w:t xml:space="preserve">    + "' AND password = '"</w:t>
+      </w:r>
+    </w:p>
+    <w:p>
+      <w:pPr>
+        <w:spacing w:line="360" w:lineRule="auto"/>
+      </w:pPr>
+      <w:r>
+        <w:rPr>
+          <w:rFonts w:ascii="Times New Roman" w:hAnsi="Times New Roman"/>
+          <w:sz w:val="28"/>
+        </w:rPr>
+        <w:t xml:space="preserve">    + password</w:t>
+      </w:r>
+    </w:p>
+    <w:p>
+      <w:pPr>
+        <w:spacing w:line="360" w:lineRule="auto"/>
+      </w:pPr>
+      <w:r>
+        <w:rPr>
+          <w:rFonts w:ascii="Times New Roman" w:hAnsi="Times New Roman"/>
+          <w:sz w:val="28"/>
+        </w:rPr>
+        <w:t xml:space="preserve">    + "'"</w:t>
+      </w:r>
+    </w:p>
+    <w:p>
+      <w:pPr>
+        <w:spacing w:line="360" w:lineRule="auto"/>
+      </w:pPr>
+      <w:r>
+        <w:rPr>
+          <w:rFonts w:ascii="Times New Roman" w:hAnsi="Times New Roman"/>
+          <w:sz w:val="28"/>
+        </w:rPr>
+        <w:t>)</w:t>
+      </w:r>
+    </w:p>
+    <w:p>
+      <w:pPr>
+        <w:spacing w:line="360" w:lineRule="auto"/>
         <w:ind w:firstLine="709"/>
+        <w:jc w:val="both"/>
+      </w:pPr>
+      <w:r>
+        <w:rPr>
+          <w:rFonts w:ascii="Times New Roman" w:hAnsi="Times New Roman"/>
+          <w:sz w:val="28"/>
+        </w:rPr>
+        <w:t>Скрипт выполняет три теста: легитимный вход с правильными данными (admin / 12345) — возвращает 1 запись; вход с неверным паролем (admin / wrong) — возвращает 0 записей; SQL-инъекция (' OR '1'='1) — возвращает все 4 записи из таблицы.</w:t>
+      </w:r>
+    </w:p>
+    <w:p>
+      <w:pPr>
+        <w:spacing w:line="360" w:lineRule="auto"/>
+        <w:ind w:firstLine="709"/>
+        <w:jc w:val="both"/>
       </w:pPr>
       <w:r>
         <w:rPr>
@@ -1267,24 +1595,32 @@
           <w:sz w:val="28"/>
         </w:rPr>
         <w:t>При вводе инъекции ' OR '1'='1 в поле пароля запрос превращается в:</w:t>
-        <w:br/>
-        <w:br/>
-        <w:t>SELECT * FROM users WHERE username = 'admin' AND password = '' OR '1'='1';</w:t>
-        <w:br/>
-        <w:br/>
-        <w:t>Условие '1'='1' всегда истинно, поэтому WHERE возвращает TRUE для каждой строки таблицы. Атака успешна — злоумышленник получает доступ ко всем записям.</w:t>
       </w:r>
     </w:p>
     <w:p>
       <w:pPr>
-        <w:ind w:firstLine="709"/>
+        <w:spacing w:line="360" w:lineRule="auto"/>
       </w:pPr>
       <w:r>
         <w:rPr>
           <w:rFonts w:ascii="Times New Roman" w:hAnsi="Times New Roman"/>
           <w:sz w:val="28"/>
         </w:rPr>
-        <w:t>Результат работы уязвимого скрипта показан на рисунке 2.</w:t>
+        <w:t>SELECT * FROM users WHERE username = 'admin' AND password = '' OR '1'='1';</w:t>
+      </w:r>
+    </w:p>
+    <w:p>
+      <w:pPr>
+        <w:spacing w:line="360" w:lineRule="auto"/>
+        <w:ind w:firstLine="709"/>
+        <w:jc w:val="both"/>
+      </w:pPr>
+      <w:r>
+        <w:rPr>
+          <w:rFonts w:ascii="Times New Roman" w:hAnsi="Times New Roman"/>
+          <w:sz w:val="28"/>
+        </w:rPr>
+        <w:t>Условие '1'='1' всегда истинно, поэтому WHERE возвращает TRUE для каждой строки таблицы. Атака успешна — злоумышленник получает доступ ко всем записям. Результат работы уязвимого скрипта показан на рисунке 2.</w:t>
       </w:r>
     </w:p>
     <w:p>
@@ -1328,20 +1664,22 @@
     </w:p>
     <w:p>
       <w:pPr>
+        <w:spacing w:line="360" w:lineRule="auto"/>
         <w:jc w:val="center"/>
       </w:pPr>
       <w:r>
         <w:rPr>
           <w:rFonts w:ascii="Times New Roman" w:hAnsi="Times New Roman"/>
-          <w:i/>
-          <w:sz w:val="24"/>
+          <w:sz w:val="28"/>
         </w:rPr>
         <w:t>Рисунок 2 — Демонстрация уязвимого входа и SQL-инъекции</w:t>
       </w:r>
     </w:p>
     <w:p>
       <w:pPr>
+        <w:spacing w:line="360" w:lineRule="auto"/>
         <w:ind w:firstLine="709"/>
+        <w:jc w:val="both"/>
       </w:pPr>
       <w:r>
         <w:rPr>
@@ -1392,13 +1730,13 @@
     </w:p>
     <w:p>
       <w:pPr>
+        <w:spacing w:line="360" w:lineRule="auto"/>
         <w:jc w:val="center"/>
       </w:pPr>
       <w:r>
         <w:rPr>
           <w:rFonts w:ascii="Times New Roman" w:hAnsi="Times New Roman"/>
-          <w:i/>
-          <w:sz w:val="24"/>
+          <w:sz w:val="28"/>
         </w:rPr>
         <w:t>Рисунок 3 — SQL-инъекция в терминале psql</w:t>
       </w:r>
@@ -1409,6 +1747,9 @@
       </w:r>
     </w:p>
     <w:p>
+      <w:pPr>
+        <w:spacing w:line="360" w:lineRule="auto"/>
+      </w:pPr>
       <w:r>
         <w:rPr>
           <w:rFonts w:ascii="Times New Roman" w:hAnsi="Times New Roman"/>
@@ -1420,7 +1761,9 @@
     </w:p>
     <w:p>
       <w:pPr>
+        <w:spacing w:line="360" w:lineRule="auto"/>
         <w:ind w:firstLine="709"/>
+        <w:jc w:val="both"/>
       </w:pPr>
       <w:r>
         <w:rPr>
@@ -1431,6 +1774,9 @@
       </w:r>
     </w:p>
     <w:p>
+      <w:pPr>
+        <w:spacing w:line="360" w:lineRule="auto"/>
+      </w:pPr>
       <w:r>
         <w:rPr>
           <w:rFonts w:ascii="Times New Roman" w:hAnsi="Times New Roman"/>
@@ -1442,42 +1788,47 @@
     </w:p>
     <w:p>
       <w:pPr>
+        <w:spacing w:line="360" w:lineRule="auto"/>
         <w:ind w:firstLine="709"/>
+        <w:jc w:val="both"/>
       </w:pPr>
       <w:r>
         <w:rPr>
           <w:rFonts w:ascii="Times New Roman" w:hAnsi="Times New Roman"/>
           <w:sz w:val="28"/>
         </w:rPr>
-        <w:t>Параметризованные запросы — самый надёжный и рекомендуемый метод защиты. Данные пользователя передаются в запрос отдельно от SQL-кода через специальные заполнители (%s для psycopg2). База данных воспринимает их исключительно как значения, а не как часть SQL-команды.</w:t>
+        <w:t>Параметризованные запросы — самый надёжный и рекомендуемый метод защиты. Данные пользователя передаются в запрос отдельно от SQL-кода через специальные заполнители (%s для psycopg2). База данных воспринимает их исключительно как значения, а не как часть SQL-команды. Код представлен ниже.</w:t>
       </w:r>
     </w:p>
     <w:p>
       <w:pPr>
-        <w:ind w:firstLine="709"/>
+        <w:spacing w:line="360" w:lineRule="auto"/>
       </w:pPr>
       <w:r>
         <w:rPr>
           <w:rFonts w:ascii="Times New Roman" w:hAnsi="Times New Roman"/>
           <w:sz w:val="28"/>
         </w:rPr>
-        <w:t>Ключевой фрагмент кода:</w:t>
+        <w:t>query = "SELECT * FROM users WHERE username = %s AND password = %s"</w:t>
       </w:r>
     </w:p>
     <w:p>
+      <w:pPr>
+        <w:spacing w:line="360" w:lineRule="auto"/>
+      </w:pPr>
       <w:r>
         <w:rPr>
-          <w:rFonts w:ascii="Courier New" w:hAnsi="Courier New"/>
-          <w:sz w:val="22"/>
+          <w:rFonts w:ascii="Times New Roman" w:hAnsi="Times New Roman"/>
+          <w:sz w:val="28"/>
         </w:rPr>
-        <w:t>query = "SELECT * FROM users WHERE username = %s AND password = %s"</w:t>
-        <w:br/>
         <w:t>cur.execute(query, (username, password))</w:t>
       </w:r>
     </w:p>
     <w:p>
       <w:pPr>
+        <w:spacing w:line="360" w:lineRule="auto"/>
         <w:ind w:firstLine="709"/>
+        <w:jc w:val="both"/>
       </w:pPr>
       <w:r>
         <w:rPr>
@@ -1488,6 +1839,9 @@
       </w:r>
     </w:p>
     <w:p>
+      <w:pPr>
+        <w:spacing w:line="360" w:lineRule="auto"/>
+      </w:pPr>
       <w:r>
         <w:rPr>
           <w:rFonts w:ascii="Times New Roman" w:hAnsi="Times New Roman"/>
@@ -1499,7 +1853,9 @@
     </w:p>
     <w:p>
       <w:pPr>
+        <w:spacing w:line="360" w:lineRule="auto"/>
         <w:ind w:firstLine="709"/>
+        <w:jc w:val="both"/>
       </w:pPr>
       <w:r>
         <w:rPr>
@@ -1511,29 +1867,22 @@
     </w:p>
     <w:p>
       <w:pPr>
+        <w:spacing w:line="360" w:lineRule="auto"/>
         <w:ind w:firstLine="709"/>
+        <w:jc w:val="both"/>
       </w:pPr>
       <w:r>
         <w:rPr>
           <w:rFonts w:ascii="Times New Roman" w:hAnsi="Times New Roman"/>
           <w:sz w:val="28"/>
         </w:rPr>
-        <w:t>При экранировании строка ' OR '1'='1 превращается в ''' OR ''1''=''1' — все кавычки удваиваются, и SQL-движок воспринимает их как часть данных, а не как управляющие символы.</w:t>
+        <w:t>При экранировании строка ' OR '1'='1 превращается в ''' OR ''1''=''1' — все кавычки удваиваются, и SQL-движок воспринимает их как часть данных, а не как управляющие символы. Этот метод менее надёжен, чем параметризованные запросы, и используется как дополнительный уровень защиты.</w:t>
       </w:r>
     </w:p>
     <w:p>
       <w:pPr>
-        <w:ind w:firstLine="709"/>
-      </w:pPr>
-      <w:r>
-        <w:rPr>
-          <w:rFonts w:ascii="Times New Roman" w:hAnsi="Times New Roman"/>
-          <w:sz w:val="28"/>
-        </w:rPr>
-        <w:t>Этот метод менее надёжен, чем параметризованные запросы, и используется как дополнительный уровень защиты.</w:t>
-      </w:r>
-    </w:p>
-    <w:p>
+        <w:spacing w:line="360" w:lineRule="auto"/>
+      </w:pPr>
       <w:r>
         <w:rPr>
           <w:rFonts w:ascii="Times New Roman" w:hAnsi="Times New Roman"/>
@@ -1545,7 +1894,9 @@
     </w:p>
     <w:p>
       <w:pPr>
+        <w:spacing w:line="360" w:lineRule="auto"/>
         <w:ind w:firstLine="709"/>
+        <w:jc w:val="both"/>
       </w:pPr>
       <w:r>
         <w:rPr>
@@ -1556,21 +1907,46 @@
       </w:r>
     </w:p>
     <w:p>
+      <w:pPr>
+        <w:spacing w:line="360" w:lineRule="auto"/>
+      </w:pPr>
       <w:r>
         <w:rPr>
-          <w:rFonts w:ascii="Courier New" w:hAnsi="Courier New"/>
-          <w:sz w:val="22"/>
+          <w:rFonts w:ascii="Times New Roman" w:hAnsi="Times New Roman"/>
+          <w:sz w:val="28"/>
         </w:rPr>
         <w:t>pattern = r"^[A-Za-z0-9._-]+$"</w:t>
-        <w:br/>
+      </w:r>
+    </w:p>
+    <w:p>
+      <w:pPr>
+        <w:spacing w:line="360" w:lineRule="auto"/>
+      </w:pPr>
+      <w:r>
+        <w:rPr>
+          <w:rFonts w:ascii="Times New Roman" w:hAnsi="Times New Roman"/>
+          <w:sz w:val="28"/>
+        </w:rPr>
         <w:t>if not re.match(pattern, value):</w:t>
-        <w:br/>
+      </w:r>
+    </w:p>
+    <w:p>
+      <w:pPr>
+        <w:spacing w:line="360" w:lineRule="auto"/>
+      </w:pPr>
+      <w:r>
+        <w:rPr>
+          <w:rFonts w:ascii="Times New Roman" w:hAnsi="Times New Roman"/>
+          <w:sz w:val="28"/>
+        </w:rPr>
         <w:t xml:space="preserve">    return []  # Отклонить ввод</w:t>
       </w:r>
     </w:p>
     <w:p>
       <w:pPr>
+        <w:spacing w:line="360" w:lineRule="auto"/>
         <w:ind w:firstLine="709"/>
+        <w:jc w:val="both"/>
       </w:pPr>
       <w:r>
         <w:rPr>
@@ -1582,7 +1958,9 @@
     </w:p>
     <w:p>
       <w:pPr>
+        <w:spacing w:line="360" w:lineRule="auto"/>
         <w:ind w:firstLine="709"/>
+        <w:jc w:val="both"/>
       </w:pPr>
       <w:r>
         <w:rPr>
@@ -1633,20 +2011,22 @@
     </w:p>
     <w:p>
       <w:pPr>
+        <w:spacing w:line="360" w:lineRule="auto"/>
         <w:jc w:val="center"/>
       </w:pPr>
       <w:r>
         <w:rPr>
           <w:rFonts w:ascii="Times New Roman" w:hAnsi="Times New Roman"/>
-          <w:i/>
-          <w:sz w:val="24"/>
+          <w:sz w:val="28"/>
         </w:rPr>
         <w:t>Рисунок 4 — Три метода защиты от SQL-инъекций</w:t>
       </w:r>
     </w:p>
     <w:p>
       <w:pPr>
+        <w:spacing w:line="360" w:lineRule="auto"/>
         <w:ind w:firstLine="709"/>
+        <w:jc w:val="both"/>
       </w:pPr>
       <w:r>
         <w:rPr>
@@ -1658,7 +2038,9 @@
     </w:p>
     <w:p>
       <w:pPr>
+        <w:spacing w:line="360" w:lineRule="auto"/>
         <w:ind w:firstLine="709"/>
+        <w:jc w:val="both"/>
       </w:pPr>
       <w:r>
         <w:rPr>
@@ -1670,7 +2052,9 @@
     </w:p>
     <w:p>
       <w:pPr>
+        <w:spacing w:line="360" w:lineRule="auto"/>
         <w:ind w:firstLine="709"/>
+        <w:jc w:val="both"/>
       </w:pPr>
       <w:r>
         <w:rPr>
@@ -1682,7 +2066,9 @@
     </w:p>
     <w:p>
       <w:pPr>
+        <w:spacing w:line="360" w:lineRule="auto"/>
         <w:ind w:firstLine="709"/>
+        <w:jc w:val="both"/>
       </w:pPr>
       <w:r>
         <w:rPr>
@@ -1694,7 +2080,9 @@
     </w:p>
     <w:p>
       <w:pPr>
+        <w:spacing w:line="360" w:lineRule="auto"/>
         <w:ind w:firstLine="709"/>
+        <w:jc w:val="both"/>
       </w:pPr>
       <w:r>
         <w:rPr>
@@ -1706,7 +2094,9 @@
     </w:p>
     <w:p>
       <w:pPr>
+        <w:spacing w:line="360" w:lineRule="auto"/>
         <w:ind w:firstLine="709"/>
+        <w:jc w:val="both"/>
       </w:pPr>
       <w:r>
         <w:rPr>
@@ -1723,6 +2113,7 @@
     </w:p>
     <w:p>
       <w:pPr>
+        <w:spacing w:line="360" w:lineRule="auto"/>
         <w:jc w:val="center"/>
       </w:pPr>
       <w:r>
@@ -1736,7 +2127,9 @@
     </w:p>
     <w:p>
       <w:pPr>
+        <w:spacing w:line="360" w:lineRule="auto"/>
         <w:ind w:firstLine="709"/>
+        <w:jc w:val="both"/>
       </w:pPr>
       <w:r>
         <w:rPr>
@@ -1748,7 +2141,9 @@
     </w:p>
     <w:p>
       <w:pPr>
+        <w:spacing w:line="360" w:lineRule="auto"/>
         <w:ind w:firstLine="709"/>
+        <w:jc w:val="both"/>
       </w:pPr>
       <w:r>
         <w:rPr>
@@ -1760,25 +2155,23 @@
     </w:p>
     <w:p>
       <w:pPr>
+        <w:spacing w:line="360" w:lineRule="auto"/>
         <w:ind w:firstLine="709"/>
+        <w:jc w:val="both"/>
       </w:pPr>
       <w:r>
         <w:rPr>
           <w:rFonts w:ascii="Times New Roman" w:hAnsi="Times New Roman"/>
           <w:sz w:val="28"/>
         </w:rPr>
-        <w:t>Были реализованы и проверены три метода защиты от SQL-инъекций:</w:t>
-        <w:br/>
-        <w:t>1) параметризованные запросы (prepared statements) — наиболее надёжный метод, при котором данные передаются отдельно от SQL-кода;</w:t>
-        <w:br/>
-        <w:t>2) экранирование специальных символов — замена опасных символов безопасными последовательностями;</w:t>
-        <w:br/>
-        <w:t>3) валидация входных данных — проверка пользовательского ввода на соответствие допустимому набору символов.</w:t>
+        <w:t>Были реализованы и проверены три метода защиты от SQL-инъекций: параметризованные запросы (prepared statements) — наиболее надёжный метод, при котором данные передаются отдельно от SQL-кода; экранирование специальных символов — замена опасных символов безопасными последовательностями; валидация входных данных — проверка пользовательского ввода на соответствие допустимому набору символов.</w:t>
       </w:r>
     </w:p>
     <w:p>
       <w:pPr>
+        <w:spacing w:line="360" w:lineRule="auto"/>
         <w:ind w:firstLine="709"/>
+        <w:jc w:val="both"/>
       </w:pPr>
       <w:r>
         <w:rPr>
@@ -1790,7 +2183,9 @@
     </w:p>
     <w:p>
       <w:pPr>
+        <w:spacing w:line="360" w:lineRule="auto"/>
         <w:ind w:firstLine="709"/>
+        <w:jc w:val="both"/>
       </w:pPr>
       <w:r>
         <w:rPr>
@@ -1807,6 +2202,7 @@
     </w:p>
     <w:p>
       <w:pPr>
+        <w:spacing w:line="360" w:lineRule="auto"/>
         <w:jc w:val="center"/>
       </w:pPr>
       <w:r>
@@ -1820,7 +2216,9 @@
     </w:p>
     <w:p>
       <w:pPr>
+        <w:spacing w:line="360" w:lineRule="auto"/>
         <w:ind w:firstLine="709"/>
+        <w:jc w:val="both"/>
       </w:pPr>
       <w:r>
         <w:rPr>
@@ -1832,7 +2230,9 @@
     </w:p>
     <w:p>
       <w:pPr>
+        <w:spacing w:line="360" w:lineRule="auto"/>
         <w:ind w:firstLine="709"/>
+        <w:jc w:val="both"/>
       </w:pPr>
       <w:r>
         <w:rPr>
@@ -1844,62 +2244,86 @@
     </w:p>
     <w:p>
       <w:pPr>
+        <w:spacing w:line="360" w:lineRule="auto"/>
         <w:ind w:firstLine="709"/>
+        <w:jc w:val="both"/>
       </w:pPr>
       <w:r>
         <w:rPr>
           <w:rFonts w:ascii="Times New Roman" w:hAnsi="Times New Roman"/>
           <w:sz w:val="28"/>
         </w:rPr>
-        <w:t>3. Мамаев Е. В. PostgreSQL. Основы языка SQL. — СПб.: БХВ-Петербург, 2020. — 464 с.</w:t>
+        <w:t>3. Документация PostgreSQL. Раздел «SQL Injection Prevention». — URL: https://www.postgresql.org/docs/current/sql-syntax-lexical.html (дата обращения: 22.04.2026).</w:t>
       </w:r>
     </w:p>
     <w:p>
       <w:pPr>
+        <w:spacing w:line="360" w:lineRule="auto"/>
         <w:ind w:firstLine="709"/>
+        <w:jc w:val="both"/>
       </w:pPr>
       <w:r>
         <w:rPr>
           <w:rFonts w:ascii="Times New Roman" w:hAnsi="Times New Roman"/>
           <w:sz w:val="28"/>
         </w:rPr>
-        <w:t>4. Дейт К. Дж. Введение в системы баз данных. — 8-е изд. — М.: Вильямс, 2021. — 1328 с.</w:t>
+        <w:t>4. Psycopg2 Documentation. — URL: https://www.psycopg.org/docs/ (дата обращения: 22.04.2026).</w:t>
       </w:r>
     </w:p>
     <w:p>
       <w:pPr>
+        <w:spacing w:line="360" w:lineRule="auto"/>
         <w:ind w:firstLine="709"/>
+        <w:jc w:val="both"/>
       </w:pPr>
       <w:r>
         <w:rPr>
           <w:rFonts w:ascii="Times New Roman" w:hAnsi="Times New Roman"/>
           <w:sz w:val="28"/>
         </w:rPr>
-        <w:t>5. Psycopg2 Documentation. — URL: https://www.psycopg.org/docs/ (дата обращения: 22.04.2026).</w:t>
+        <w:t>5. Мамаев Е. В. PostgreSQL. Основы языка SQL. — СПб.: БХВ-Петербург, 2020. — 464 с.</w:t>
       </w:r>
     </w:p>
     <w:p>
       <w:pPr>
+        <w:spacing w:line="360" w:lineRule="auto"/>
         <w:ind w:firstLine="709"/>
+        <w:jc w:val="both"/>
       </w:pPr>
       <w:r>
         <w:rPr>
           <w:rFonts w:ascii="Times New Roman" w:hAnsi="Times New Roman"/>
           <w:sz w:val="28"/>
         </w:rPr>
-        <w:t>6. Конноли Т., Бегг К. Базы данных. Проектирование, реализация и сопровождение. Теория и практика. — 3-е изд. — М.: Вильямс, 2019. — 1440 с.</w:t>
+        <w:t>6. Моргунов Е. П. PostgreSQL. Основы языка SQL. Учебное пособие. — СПб.: БХВ-Петербург, 2018. — 336 с.</w:t>
       </w:r>
     </w:p>
     <w:p>
       <w:pPr>
+        <w:spacing w:line="360" w:lineRule="auto"/>
         <w:ind w:firstLine="709"/>
+        <w:jc w:val="both"/>
       </w:pPr>
       <w:r>
         <w:rPr>
           <w:rFonts w:ascii="Times New Roman" w:hAnsi="Times New Roman"/>
           <w:sz w:val="28"/>
         </w:rPr>
-        <w:t>7. Скляр А. Я. Введение в базы данных. — СПб.: БХВ-Петербург, 2019. — 592 с.</w:t>
+        <w:t>7. Дейт К. Дж. Введение в системы баз данных. — 8-е изд. — М.: Вильямс, 2021. — 1328 с.</w:t>
+      </w:r>
+    </w:p>
+    <w:p>
+      <w:pPr>
+        <w:spacing w:line="360" w:lineRule="auto"/>
+        <w:ind w:firstLine="709"/>
+        <w:jc w:val="both"/>
+      </w:pPr>
+      <w:r>
+        <w:rPr>
+          <w:rFonts w:ascii="Times New Roman" w:hAnsi="Times New Roman"/>
+          <w:sz w:val="28"/>
+        </w:rPr>
+        <w:t>8. PostgreSQL Tutorial. — URL: https://www.postgresqltutorial.com/ (дата обращения: 22.04.2026).</w:t>
       </w:r>
     </w:p>
     <w:sectPr>
